--- a/sem4/aois/lab2/Отчет lab2.docx
+++ b/sem4/aois/lab2/Отчет lab2.docx
@@ -2903,7 +2903,26 @@
           <w:sz w:val="28"/>
           <w:szCs w:val="28"/>
         </w:rPr>
-        <w:t>В ходе выполнения лабораторной работы были изучены основные способы представления и преобразования логических функций от трех переменных. На примере варианта №2 была проанализирована функция, заданная в произвольной форме с общим отрицанием. Для данной функции были определены значения на всех восьми наборах входных аргументов, на основе которых построена таблица истинности. Это позволило наглядно проследить поведение функции и подтвердить, что табличная форма является основой для перехода к любым другим видам записи.</w:t>
+        <w:t>В ходе выполнения лабораторной работы были изучены основные способы представления и преобразования логических функций от трех переменных. На примере варианта №2</w:t>
+      </w:r>
+      <w:r>
+        <w:rPr>
+          <w:rFonts w:hint="default" w:ascii="Times New Roman" w:hAnsi="Times New Roman" w:cs="Times New Roman"/>
+          <w:sz w:val="28"/>
+          <w:szCs w:val="28"/>
+          <w:lang w:val="ru-RU"/>
+        </w:rPr>
+        <w:t>4</w:t>
+      </w:r>
+      <w:bookmarkStart w:id="0" w:name="_GoBack"/>
+      <w:bookmarkEnd w:id="0"/>
+      <w:r>
+        <w:rPr>
+          <w:rFonts w:ascii="Times New Roman" w:hAnsi="Times New Roman" w:cs="Times New Roman"/>
+          <w:sz w:val="28"/>
+          <w:szCs w:val="28"/>
+        </w:rPr>
+        <w:t> была проанализирована функция, заданная в произвольной форме с общим отрицанием. Для данной функции были определены значения на всех восьми наборах входных аргументов, на основе которых построена таблица истинности. Это позволило наглядно проследить поведение функции и подтвердить, что табличная форма является основой для перехода к любым другим видам записи.</w:t>
       </w:r>
     </w:p>
     <w:p>
@@ -3157,7 +3176,6 @@
           </w14:textFill>
         </w:rPr>
       </w:pPr>
-      <w:bookmarkStart w:id="0" w:name="_GoBack"/>
       <w:r>
         <w:rPr>
           <w:rFonts w:hint="default" w:ascii="Courier New Regular" w:hAnsi="Courier New Regular" w:eastAsia="monospace" w:cs="Courier New Regular"/>
@@ -6173,7 +6191,6 @@
         <w:t xml:space="preserve">    main()</w:t>
       </w:r>
     </w:p>
-    <w:bookmarkEnd w:id="0"/>
     <w:sectPr>
       <w:pgSz w:w="11906" w:h="16838"/>
       <w:pgMar w:top="1134" w:right="850" w:bottom="1134" w:left="1701" w:header="708" w:footer="708" w:gutter="0"/>
